--- a/Notesuu/OOPS_001.docx
+++ b/Notesuu/OOPS_001.docx
@@ -6,14 +6,146 @@
       <w:pPr>
         <w:jc w:val="center"/>
         <w:rPr>
+          <w:lang w:val="en-US"/>
+        </w:rPr>
+      </w:pPr>
+      <w:r>
+        <w:rPr>
           <w:rFonts w:ascii="Times New Roman" w:hAnsi="Times New Roman" w:cs="Times New Roman"/>
           <w:b/>
           <w:bCs/>
           <w:sz w:val="32"/>
           <w:szCs w:val="24"/>
         </w:rPr>
-      </w:pPr>
-      <w:r>
+        <w:t>Topic 1 — Classes &amp; Objects</w:t>
+      </w:r>
+    </w:p>
+    <w:p>
+      <w:pPr>
+        <w:rPr>
+          <w:rFonts w:ascii="Times New Roman" w:hAnsi="Times New Roman" w:cs="Times New Roman"/>
+        </w:rPr>
+      </w:pPr>
+      <w:r>
+        <w:rPr>
+          <w:rFonts w:ascii="Times New Roman" w:hAnsi="Times New Roman" w:cs="Times New Roman"/>
+          <w:b/>
+          <w:bCs/>
+        </w:rPr>
+        <w:t>Definition:</w:t>
+      </w:r>
+      <w:r>
+        <w:rPr>
+          <w:rFonts w:ascii="Times New Roman" w:hAnsi="Times New Roman" w:cs="Times New Roman"/>
+        </w:rPr>
+        <w:t xml:space="preserve"> A class is a blueprint; an object is a thing built from that blueprint.</w:t>
+      </w:r>
+    </w:p>
+    <w:p>
+      <w:pPr>
+        <w:rPr>
+          <w:rFonts w:ascii="Times New Roman" w:hAnsi="Times New Roman" w:cs="Times New Roman"/>
+        </w:rPr>
+      </w:pPr>
+      <w:r>
+        <w:rPr>
+          <w:rFonts w:ascii="Times New Roman" w:hAnsi="Times New Roman" w:cs="Times New Roman"/>
+          <w:b/>
+          <w:bCs/>
+        </w:rPr>
+        <w:t>Real-world analogy:</w:t>
+      </w:r>
+      <w:r>
+        <w:rPr>
+          <w:rFonts w:ascii="Times New Roman" w:hAnsi="Times New Roman" w:cs="Times New Roman"/>
+        </w:rPr>
+        <w:t xml:space="preserve"> Think of a class as an architect's floor plan for a house. The plan itself isn't a house — but you can build many houses (objects) from it. Each house has the same structure (rooms, doors, windows) but different details (colour, address, owner).</w:t>
+      </w:r>
+    </w:p>
+    <w:p>
+      <w:pPr>
+        <w:rPr>
+          <w:rFonts w:ascii="Times New Roman" w:hAnsi="Times New Roman" w:cs="Times New Roman"/>
+          <w:b/>
+          <w:bCs/>
+        </w:rPr>
+      </w:pPr>
+    </w:p>
+    <w:p>
+      <w:pPr>
+        <w:rPr>
+          <w:rFonts w:ascii="Times New Roman" w:hAnsi="Times New Roman" w:cs="Times New Roman"/>
+          <w:b/>
+          <w:bCs/>
+        </w:rPr>
+      </w:pPr>
+      <w:r>
+        <w:rPr>
+          <w:rFonts w:ascii="Times New Roman" w:hAnsi="Times New Roman" w:cs="Times New Roman"/>
+          <w:b/>
+          <w:bCs/>
+        </w:rPr>
+        <w:t>Mini challenge for you</w:t>
+      </w:r>
+      <w:r>
+        <w:rPr>
+          <w:rFonts w:ascii="Times New Roman" w:hAnsi="Times New Roman" w:cs="Times New Roman"/>
+          <w:b/>
+          <w:bCs/>
+        </w:rPr>
+        <w:t>:</w:t>
+      </w:r>
+    </w:p>
+    <w:p>
+      <w:pPr>
+        <w:rPr>
+          <w:rFonts w:ascii="Times New Roman" w:hAnsi="Times New Roman" w:cs="Times New Roman"/>
+        </w:rPr>
+      </w:pPr>
+      <w:r>
+        <w:rPr>
+          <w:rFonts w:ascii="Times New Roman" w:hAnsi="Times New Roman" w:cs="Times New Roman"/>
+        </w:rPr>
+        <w:t>Create a class called Student that represents a university student. Without using __init__ yet, manually set these attributes on two separate student objects: name, roll_number, cgpa. Then write a method is_</w:t>
+      </w:r>
+      <w:proofErr w:type="gramStart"/>
+      <w:r>
+        <w:rPr>
+          <w:rFonts w:ascii="Times New Roman" w:hAnsi="Times New Roman" w:cs="Times New Roman"/>
+        </w:rPr>
+        <w:t>distinction(</w:t>
+      </w:r>
+      <w:proofErr w:type="gramEnd"/>
+      <w:r>
+        <w:rPr>
+          <w:rFonts w:ascii="Times New Roman" w:hAnsi="Times New Roman" w:cs="Times New Roman"/>
+        </w:rPr>
+        <w:t>) that returns True if cgpa &gt;= 9.0.</w:t>
+      </w:r>
+    </w:p>
+    <w:p>
+      <w:pPr>
+        <w:rPr>
+          <w:rFonts w:ascii="Times New Roman" w:hAnsi="Times New Roman" w:cs="Times New Roman"/>
+        </w:rPr>
+      </w:pPr>
+      <w:r>
+        <w:rPr>
+          <w:rFonts w:ascii="Times New Roman" w:hAnsi="Times New Roman" w:cs="Times New Roman"/>
+        </w:rPr>
+        <w:t>Create two student objects and test the method on both.</w:t>
+      </w:r>
+    </w:p>
+    <w:p>
+      <w:pPr>
+        <w:rPr>
+          <w:rFonts w:ascii="Times New Roman" w:hAnsi="Times New Roman" w:cs="Times New Roman"/>
+        </w:rPr>
+      </w:pPr>
+    </w:p>
+    <w:p>
+      <w:pPr>
+        <w:jc w:val="center"/>
         <w:rPr>
           <w:rFonts w:ascii="Times New Roman" w:hAnsi="Times New Roman" w:cs="Times New Roman"/>
           <w:b/>
@@ -21,205 +153,8 @@
           <w:sz w:val="32"/>
           <w:szCs w:val="24"/>
         </w:rPr>
-        <w:t>Topic 1 — Classes &amp; Objects</w:t>
-      </w:r>
-    </w:p>
-    <w:p>
-      <w:pPr>
-        <w:rPr>
-          <w:rFonts w:ascii="Times New Roman" w:hAnsi="Times New Roman" w:cs="Times New Roman"/>
-        </w:rPr>
-      </w:pPr>
-      <w:r>
-        <w:rPr>
-          <w:rFonts w:ascii="Times New Roman" w:hAnsi="Times New Roman" w:cs="Times New Roman"/>
-          <w:b/>
-          <w:bCs/>
-        </w:rPr>
-        <w:t>Definition:</w:t>
-      </w:r>
-      <w:r>
-        <w:rPr>
-          <w:rFonts w:ascii="Times New Roman" w:hAnsi="Times New Roman" w:cs="Times New Roman"/>
-        </w:rPr>
-        <w:t xml:space="preserve"> A class is a blueprint; an object is a thing built from that blueprint.</w:t>
-      </w:r>
-    </w:p>
-    <w:p>
-      <w:pPr>
-        <w:rPr>
-          <w:rFonts w:ascii="Times New Roman" w:hAnsi="Times New Roman" w:cs="Times New Roman"/>
-        </w:rPr>
-      </w:pPr>
-      <w:r>
-        <w:rPr>
-          <w:rFonts w:ascii="Times New Roman" w:hAnsi="Times New Roman" w:cs="Times New Roman"/>
-          <w:b/>
-          <w:bCs/>
-        </w:rPr>
-        <w:t>Real-world analogy:</w:t>
-      </w:r>
-      <w:r>
-        <w:rPr>
-          <w:rFonts w:ascii="Times New Roman" w:hAnsi="Times New Roman" w:cs="Times New Roman"/>
-        </w:rPr>
-        <w:t xml:space="preserve"> Think of a class as an architect's floor plan for a house. The plan itself isn't a house — but you can build many houses (objects) from it. Each house has the same structure (rooms, doors, windows) but different details (colour, address, owner).</w:t>
-      </w:r>
-    </w:p>
-    <w:p>
-      <w:pPr>
-        <w:rPr>
-          <w:rFonts w:ascii="Times New Roman" w:hAnsi="Times New Roman" w:cs="Times New Roman"/>
-          <w:b/>
-          <w:bCs/>
-        </w:rPr>
-      </w:pPr>
-    </w:p>
-    <w:p>
-      <w:pPr>
-        <w:rPr>
-          <w:rFonts w:ascii="Times New Roman" w:hAnsi="Times New Roman" w:cs="Times New Roman"/>
-          <w:b/>
-          <w:bCs/>
-        </w:rPr>
-      </w:pPr>
-      <w:r>
-        <w:rPr>
-          <w:rFonts w:ascii="Times New Roman" w:hAnsi="Times New Roman" w:cs="Times New Roman"/>
-          <w:b/>
-          <w:bCs/>
-        </w:rPr>
-        <w:t>Mini challenge for you</w:t>
-      </w:r>
-      <w:r>
-        <w:rPr>
-          <w:rFonts w:ascii="Times New Roman" w:hAnsi="Times New Roman" w:cs="Times New Roman"/>
-          <w:b/>
-          <w:bCs/>
-        </w:rPr>
-        <w:t>:</w:t>
-      </w:r>
-    </w:p>
-    <w:p>
-      <w:pPr>
-        <w:rPr>
-          <w:rFonts w:ascii="Times New Roman" w:hAnsi="Times New Roman" w:cs="Times New Roman"/>
-        </w:rPr>
-      </w:pPr>
-      <w:r>
-        <w:rPr>
-          <w:rFonts w:ascii="Times New Roman" w:hAnsi="Times New Roman" w:cs="Times New Roman"/>
-        </w:rPr>
-        <w:t>Create a class called Student that represents a university student. Without using __</w:t>
-      </w:r>
-      <w:proofErr w:type="spellStart"/>
-      <w:r>
-        <w:rPr>
-          <w:rFonts w:ascii="Times New Roman" w:hAnsi="Times New Roman" w:cs="Times New Roman"/>
-        </w:rPr>
-        <w:t>init</w:t>
-      </w:r>
-      <w:proofErr w:type="spellEnd"/>
-      <w:r>
-        <w:rPr>
-          <w:rFonts w:ascii="Times New Roman" w:hAnsi="Times New Roman" w:cs="Times New Roman"/>
-        </w:rPr>
-        <w:t xml:space="preserve">__ yet, manually set these attributes on two separate student objects: name, </w:t>
-      </w:r>
-      <w:proofErr w:type="spellStart"/>
-      <w:r>
-        <w:rPr>
-          <w:rFonts w:ascii="Times New Roman" w:hAnsi="Times New Roman" w:cs="Times New Roman"/>
-        </w:rPr>
-        <w:t>roll_number</w:t>
-      </w:r>
-      <w:proofErr w:type="spellEnd"/>
-      <w:r>
-        <w:rPr>
-          <w:rFonts w:ascii="Times New Roman" w:hAnsi="Times New Roman" w:cs="Times New Roman"/>
-        </w:rPr>
-        <w:t xml:space="preserve">, </w:t>
-      </w:r>
-      <w:proofErr w:type="spellStart"/>
-      <w:r>
-        <w:rPr>
-          <w:rFonts w:ascii="Times New Roman" w:hAnsi="Times New Roman" w:cs="Times New Roman"/>
-        </w:rPr>
-        <w:t>cgpa</w:t>
-      </w:r>
-      <w:proofErr w:type="spellEnd"/>
-      <w:r>
-        <w:rPr>
-          <w:rFonts w:ascii="Times New Roman" w:hAnsi="Times New Roman" w:cs="Times New Roman"/>
-        </w:rPr>
-        <w:t xml:space="preserve">. Then write a method </w:t>
-      </w:r>
-      <w:proofErr w:type="spellStart"/>
-      <w:r>
-        <w:rPr>
-          <w:rFonts w:ascii="Times New Roman" w:hAnsi="Times New Roman" w:cs="Times New Roman"/>
-        </w:rPr>
-        <w:t>is_</w:t>
-      </w:r>
-      <w:proofErr w:type="gramStart"/>
-      <w:r>
-        <w:rPr>
-          <w:rFonts w:ascii="Times New Roman" w:hAnsi="Times New Roman" w:cs="Times New Roman"/>
-        </w:rPr>
-        <w:t>distinction</w:t>
-      </w:r>
-      <w:proofErr w:type="spellEnd"/>
-      <w:r>
-        <w:rPr>
-          <w:rFonts w:ascii="Times New Roman" w:hAnsi="Times New Roman" w:cs="Times New Roman"/>
-        </w:rPr>
-        <w:t>(</w:t>
-      </w:r>
-      <w:proofErr w:type="gramEnd"/>
-      <w:r>
-        <w:rPr>
-          <w:rFonts w:ascii="Times New Roman" w:hAnsi="Times New Roman" w:cs="Times New Roman"/>
-        </w:rPr>
-        <w:t xml:space="preserve">) that returns True if </w:t>
-      </w:r>
-      <w:proofErr w:type="spellStart"/>
-      <w:r>
-        <w:rPr>
-          <w:rFonts w:ascii="Times New Roman" w:hAnsi="Times New Roman" w:cs="Times New Roman"/>
-        </w:rPr>
-        <w:t>cgpa</w:t>
-      </w:r>
-      <w:proofErr w:type="spellEnd"/>
-      <w:r>
-        <w:rPr>
-          <w:rFonts w:ascii="Times New Roman" w:hAnsi="Times New Roman" w:cs="Times New Roman"/>
-        </w:rPr>
-        <w:t xml:space="preserve"> &gt;= 9.0.</w:t>
-      </w:r>
-    </w:p>
-    <w:p>
-      <w:pPr>
-        <w:rPr>
-          <w:rFonts w:ascii="Times New Roman" w:hAnsi="Times New Roman" w:cs="Times New Roman"/>
-        </w:rPr>
-      </w:pPr>
-      <w:r>
-        <w:rPr>
-          <w:rFonts w:ascii="Times New Roman" w:hAnsi="Times New Roman" w:cs="Times New Roman"/>
-        </w:rPr>
-        <w:t>Create two student objects and test the method on both.</w:t>
-      </w:r>
-    </w:p>
-    <w:p>
-      <w:pPr>
-        <w:rPr>
-          <w:rFonts w:ascii="Times New Roman" w:hAnsi="Times New Roman" w:cs="Times New Roman"/>
-        </w:rPr>
-      </w:pPr>
-    </w:p>
-    <w:p>
-      <w:pPr>
-        <w:jc w:val="center"/>
+      </w:pPr>
+      <w:r>
         <w:rPr>
           <w:rFonts w:ascii="Times New Roman" w:hAnsi="Times New Roman" w:cs="Times New Roman"/>
           <w:b/>
@@ -227,38 +162,7 @@
           <w:sz w:val="32"/>
           <w:szCs w:val="24"/>
         </w:rPr>
-      </w:pPr>
-      <w:r>
-        <w:rPr>
-          <w:rFonts w:ascii="Times New Roman" w:hAnsi="Times New Roman" w:cs="Times New Roman"/>
-          <w:b/>
-          <w:bCs/>
-          <w:sz w:val="32"/>
-          <w:szCs w:val="24"/>
-        </w:rPr>
-        <w:t>Topic 2 — __</w:t>
-      </w:r>
-      <w:proofErr w:type="spellStart"/>
-      <w:r>
-        <w:rPr>
-          <w:rFonts w:ascii="Times New Roman" w:hAnsi="Times New Roman" w:cs="Times New Roman"/>
-          <w:b/>
-          <w:bCs/>
-          <w:sz w:val="32"/>
-          <w:szCs w:val="24"/>
-        </w:rPr>
-        <w:t>init</w:t>
-      </w:r>
-      <w:proofErr w:type="spellEnd"/>
-      <w:r>
-        <w:rPr>
-          <w:rFonts w:ascii="Times New Roman" w:hAnsi="Times New Roman" w:cs="Times New Roman"/>
-          <w:b/>
-          <w:bCs/>
-          <w:sz w:val="32"/>
-          <w:szCs w:val="24"/>
-        </w:rPr>
-        <w:t>__, self, and Constructors</w:t>
+        <w:t>Topic 2 — __init__, self, and Constructors</w:t>
       </w:r>
     </w:p>
     <w:p>
@@ -279,21 +183,7 @@
         <w:rPr>
           <w:rFonts w:ascii="Times New Roman" w:hAnsi="Times New Roman" w:cs="Times New Roman"/>
         </w:rPr>
-        <w:t xml:space="preserve"> __</w:t>
-      </w:r>
-      <w:proofErr w:type="spellStart"/>
-      <w:r>
-        <w:rPr>
-          <w:rFonts w:ascii="Times New Roman" w:hAnsi="Times New Roman" w:cs="Times New Roman"/>
-        </w:rPr>
-        <w:t>init</w:t>
-      </w:r>
-      <w:proofErr w:type="spellEnd"/>
-      <w:r>
-        <w:rPr>
-          <w:rFonts w:ascii="Times New Roman" w:hAnsi="Times New Roman" w:cs="Times New Roman"/>
-        </w:rPr>
-        <w:t>__ is a special method that automatically runs the moment you create an object — it sets up the object's initial state so it's ready to use from birth.</w:t>
+        <w:t xml:space="preserve"> __init__ is a special method that automatically runs the moment you create an object — it sets up the object's initial state so it's ready to use from birth.</w:t>
       </w:r>
     </w:p>
     <w:p>
@@ -365,21 +255,7 @@
         <w:rPr>
           <w:rFonts w:ascii="Times New Roman" w:hAnsi="Times New Roman" w:cs="Times New Roman"/>
         </w:rPr>
-        <w:t xml:space="preserve"> manually do it later. __</w:t>
-      </w:r>
-      <w:proofErr w:type="spellStart"/>
-      <w:r>
-        <w:rPr>
-          <w:rFonts w:ascii="Times New Roman" w:hAnsi="Times New Roman" w:cs="Times New Roman"/>
-        </w:rPr>
-        <w:t>init</w:t>
-      </w:r>
-      <w:proofErr w:type="spellEnd"/>
-      <w:r>
-        <w:rPr>
-          <w:rFonts w:ascii="Times New Roman" w:hAnsi="Times New Roman" w:cs="Times New Roman"/>
-        </w:rPr>
-        <w:t>__ is that onboarding process for your objects.</w:t>
+        <w:t xml:space="preserve"> manually do it later. __init__ is that onboarding process for your objects.</w:t>
       </w:r>
     </w:p>
     <w:p>
@@ -458,6 +334,7 @@
         <w:rPr>
           <w:rFonts w:ascii="Times New Roman" w:hAnsi="Times New Roman" w:cs="Times New Roman"/>
         </w:rPr>
+        <w:lastRenderedPageBreak/>
         <w:t xml:space="preserve">Think of it like this: if ten employees all get an email </w:t>
       </w:r>
       <w:proofErr w:type="gramStart"/>
@@ -537,31 +414,16 @@
       <w:pPr>
         <w:rPr>
           <w:rFonts w:ascii="Times New Roman" w:hAnsi="Times New Roman" w:cs="Times New Roman"/>
-        </w:rPr>
-      </w:pPr>
-    </w:p>
-    <w:p>
-      <w:pPr>
-        <w:rPr>
-          <w:rFonts w:ascii="Times New Roman" w:hAnsi="Times New Roman" w:cs="Times New Roman"/>
-        </w:rPr>
-      </w:pPr>
-    </w:p>
-    <w:p>
-      <w:pPr>
-        <w:rPr>
-          <w:rFonts w:ascii="Times New Roman" w:hAnsi="Times New Roman" w:cs="Times New Roman"/>
-          <w:b/>
-          <w:bCs/>
-        </w:rPr>
-      </w:pPr>
-      <w:r>
-        <w:rPr>
-          <w:rFonts w:ascii="Times New Roman" w:hAnsi="Times New Roman" w:cs="Times New Roman"/>
-          <w:b/>
-          <w:bCs/>
-        </w:rPr>
-        <w:lastRenderedPageBreak/>
+          <w:b/>
+          <w:bCs/>
+        </w:rPr>
+      </w:pPr>
+      <w:r>
+        <w:rPr>
+          <w:rFonts w:ascii="Times New Roman" w:hAnsi="Times New Roman" w:cs="Times New Roman"/>
+          <w:b/>
+          <w:bCs/>
+        </w:rPr>
         <w:t>What happens under the hood</w:t>
       </w:r>
     </w:p>
@@ -575,19 +437,7 @@
         <w:rPr>
           <w:rFonts w:ascii="Times New Roman" w:hAnsi="Times New Roman" w:cs="Times New Roman"/>
         </w:rPr>
-        <w:t xml:space="preserve">When you write account1 = </w:t>
-      </w:r>
-      <w:r>
-        <w:rPr>
-          <w:rFonts w:ascii="Times New Roman" w:hAnsi="Times New Roman" w:cs="Times New Roman"/>
-        </w:rPr>
-        <w:t>BankAccount (</w:t>
-      </w:r>
-      <w:r>
-        <w:rPr>
-          <w:rFonts w:ascii="Times New Roman" w:hAnsi="Times New Roman" w:cs="Times New Roman"/>
-        </w:rPr>
-        <w:t>"Alice", 10000), Python internally does this:</w:t>
+        <w:t>When you write account1 = BankAccount ("Alice", 10000), Python internally does this:</w:t>
       </w:r>
     </w:p>
     <w:p>
@@ -627,21 +477,7 @@
         <w:rPr>
           <w:rFonts w:ascii="Times New Roman" w:hAnsi="Times New Roman" w:cs="Times New Roman"/>
         </w:rPr>
-        <w:t>_</w:t>
-      </w:r>
-      <w:proofErr w:type="spellStart"/>
-      <w:r>
-        <w:rPr>
-          <w:rFonts w:ascii="Times New Roman" w:hAnsi="Times New Roman" w:cs="Times New Roman"/>
-        </w:rPr>
-        <w:t>init</w:t>
-      </w:r>
-      <w:proofErr w:type="spellEnd"/>
-      <w:r>
-        <w:rPr>
-          <w:rFonts w:ascii="Times New Roman" w:hAnsi="Times New Roman" w:cs="Times New Roman"/>
-        </w:rPr>
-        <w:t>_</w:t>
+        <w:t>_init_</w:t>
       </w:r>
       <w:proofErr w:type="gramStart"/>
       <w:r>
@@ -650,47 +486,25 @@
         </w:rPr>
         <w:t>_(</w:t>
       </w:r>
-      <w:proofErr w:type="spellStart"/>
       <w:proofErr w:type="gramEnd"/>
       <w:r>
         <w:rPr>
           <w:rFonts w:ascii="Times New Roman" w:hAnsi="Times New Roman" w:cs="Times New Roman"/>
         </w:rPr>
-        <w:t>that_blank_object</w:t>
-      </w:r>
-      <w:proofErr w:type="spellEnd"/>
-      <w:r>
-        <w:rPr>
-          <w:rFonts w:ascii="Times New Roman" w:hAnsi="Times New Roman" w:cs="Times New Roman"/>
-        </w:rPr>
-        <w:t>, "Alice", 10000)</w:t>
-      </w:r>
-    </w:p>
-    <w:p>
-      <w:pPr>
-        <w:rPr>
-          <w:rFonts w:ascii="Times New Roman" w:hAnsi="Times New Roman" w:cs="Times New Roman"/>
-        </w:rPr>
-      </w:pPr>
-      <w:r>
-        <w:rPr>
-          <w:rFonts w:ascii="Times New Roman" w:hAnsi="Times New Roman" w:cs="Times New Roman"/>
-        </w:rPr>
-        <w:t>3. 'self' inside __</w:t>
-      </w:r>
-      <w:proofErr w:type="spellStart"/>
-      <w:r>
-        <w:rPr>
-          <w:rFonts w:ascii="Times New Roman" w:hAnsi="Times New Roman" w:cs="Times New Roman"/>
-        </w:rPr>
-        <w:t>init</w:t>
-      </w:r>
-      <w:proofErr w:type="spellEnd"/>
-      <w:r>
-        <w:rPr>
-          <w:rFonts w:ascii="Times New Roman" w:hAnsi="Times New Roman" w:cs="Times New Roman"/>
-        </w:rPr>
-        <w:t>__ points to that blank object</w:t>
+        <w:t>that_blank_object, "Alice", 10000)</w:t>
+      </w:r>
+    </w:p>
+    <w:p>
+      <w:pPr>
+        <w:rPr>
+          <w:rFonts w:ascii="Times New Roman" w:hAnsi="Times New Roman" w:cs="Times New Roman"/>
+        </w:rPr>
+      </w:pPr>
+      <w:r>
+        <w:rPr>
+          <w:rFonts w:ascii="Times New Roman" w:hAnsi="Times New Roman" w:cs="Times New Roman"/>
+        </w:rPr>
+        <w:t>3. 'self' inside __init__ points to that blank object</w:t>
       </w:r>
     </w:p>
     <w:p>
@@ -729,21 +543,7 @@
         <w:rPr>
           <w:rFonts w:ascii="Times New Roman" w:hAnsi="Times New Roman" w:cs="Times New Roman"/>
         </w:rPr>
-        <w:t>You never call __</w:t>
-      </w:r>
-      <w:proofErr w:type="spellStart"/>
-      <w:r>
-        <w:rPr>
-          <w:rFonts w:ascii="Times New Roman" w:hAnsi="Times New Roman" w:cs="Times New Roman"/>
-        </w:rPr>
-        <w:t>init</w:t>
-      </w:r>
-      <w:proofErr w:type="spellEnd"/>
-      <w:r>
-        <w:rPr>
-          <w:rFonts w:ascii="Times New Roman" w:hAnsi="Times New Roman" w:cs="Times New Roman"/>
-        </w:rPr>
-        <w:t>__ directly. Python calls it for you.</w:t>
+        <w:t>You never call __init__ directly. Python calls it for you.</w:t>
       </w:r>
     </w:p>
     <w:p>
@@ -785,21 +585,7 @@
         <w:rPr>
           <w:rFonts w:ascii="Times New Roman" w:hAnsi="Times New Roman" w:cs="Times New Roman"/>
         </w:rPr>
-        <w:t xml:space="preserve"> Writing def __</w:t>
-      </w:r>
-      <w:proofErr w:type="spellStart"/>
-      <w:r>
-        <w:rPr>
-          <w:rFonts w:ascii="Times New Roman" w:hAnsi="Times New Roman" w:cs="Times New Roman"/>
-        </w:rPr>
-        <w:t>init</w:t>
-      </w:r>
-      <w:proofErr w:type="spellEnd"/>
-      <w:r>
-        <w:rPr>
-          <w:rFonts w:ascii="Times New Roman" w:hAnsi="Times New Roman" w:cs="Times New Roman"/>
-        </w:rPr>
-        <w:t>_</w:t>
+        <w:t xml:space="preserve"> Writing def __init_</w:t>
       </w:r>
       <w:proofErr w:type="gramStart"/>
       <w:r>
@@ -813,21 +599,7 @@
         <w:rPr>
           <w:rFonts w:ascii="Times New Roman" w:hAnsi="Times New Roman" w:cs="Times New Roman"/>
         </w:rPr>
-        <w:t>owner, balance) instead of def __</w:t>
-      </w:r>
-      <w:proofErr w:type="spellStart"/>
-      <w:r>
-        <w:rPr>
-          <w:rFonts w:ascii="Times New Roman" w:hAnsi="Times New Roman" w:cs="Times New Roman"/>
-        </w:rPr>
-        <w:t>init</w:t>
-      </w:r>
-      <w:proofErr w:type="spellEnd"/>
-      <w:r>
-        <w:rPr>
-          <w:rFonts w:ascii="Times New Roman" w:hAnsi="Times New Roman" w:cs="Times New Roman"/>
-        </w:rPr>
-        <w:t>_</w:t>
+        <w:t>owner, balance) instead of def __init_</w:t>
       </w:r>
       <w:proofErr w:type="gramStart"/>
       <w:r>
@@ -866,23 +638,8 @@
         <w:rPr>
           <w:rFonts w:ascii="Times New Roman" w:hAnsi="Times New Roman" w:cs="Times New Roman"/>
         </w:rPr>
-        <w:t xml:space="preserve"> Inside __</w:t>
-      </w:r>
-      <w:proofErr w:type="spellStart"/>
-      <w:r>
-        <w:rPr>
-          <w:rFonts w:ascii="Times New Roman" w:hAnsi="Times New Roman" w:cs="Times New Roman"/>
-        </w:rPr>
-        <w:t>init</w:t>
-      </w:r>
-      <w:proofErr w:type="spellEnd"/>
-      <w:r>
-        <w:rPr>
-          <w:rFonts w:ascii="Times New Roman" w:hAnsi="Times New Roman" w:cs="Times New Roman"/>
-        </w:rPr>
-        <w:t xml:space="preserve">__, name is just a local variable that disappears after the method finishes. self.name attaches it permanently to the object. Always use </w:t>
-      </w:r>
-      <w:proofErr w:type="spellStart"/>
+        <w:t xml:space="preserve"> Inside __init__, name is just a local variable that disappears after the method finishes. self.name attaches it permanently to the object. Always use </w:t>
+      </w:r>
       <w:proofErr w:type="gramStart"/>
       <w:r>
         <w:rPr>
@@ -890,7 +647,6 @@
         </w:rPr>
         <w:t>self.attribute</w:t>
       </w:r>
-      <w:proofErr w:type="spellEnd"/>
       <w:proofErr w:type="gramEnd"/>
       <w:r>
         <w:rPr>
@@ -915,25 +671,7 @@
           <w:b/>
           <w:bCs/>
         </w:rPr>
-        <w:t>Calling __</w:t>
-      </w:r>
-      <w:proofErr w:type="spellStart"/>
-      <w:r>
-        <w:rPr>
-          <w:rFonts w:ascii="Times New Roman" w:hAnsi="Times New Roman" w:cs="Times New Roman"/>
-          <w:b/>
-          <w:bCs/>
-        </w:rPr>
-        <w:t>init</w:t>
-      </w:r>
-      <w:proofErr w:type="spellEnd"/>
-      <w:r>
-        <w:rPr>
-          <w:rFonts w:ascii="Times New Roman" w:hAnsi="Times New Roman" w:cs="Times New Roman"/>
-          <w:b/>
-          <w:bCs/>
-        </w:rPr>
-        <w:t>__ manually.</w:t>
+        <w:t>Calling __init__ manually.</w:t>
       </w:r>
       <w:r>
         <w:rPr>
@@ -1068,63 +806,7 @@
         <w:rPr>
           <w:rFonts w:ascii="Times New Roman" w:hAnsi="Times New Roman" w:cs="Times New Roman"/>
         </w:rPr>
-        <w:t xml:space="preserve">. Every student has their own name, </w:t>
-      </w:r>
-      <w:proofErr w:type="spellStart"/>
-      <w:r>
-        <w:rPr>
-          <w:rFonts w:ascii="Times New Roman" w:hAnsi="Times New Roman" w:cs="Times New Roman"/>
-        </w:rPr>
-        <w:t>roll_number</w:t>
-      </w:r>
-      <w:proofErr w:type="spellEnd"/>
-      <w:r>
-        <w:rPr>
-          <w:rFonts w:ascii="Times New Roman" w:hAnsi="Times New Roman" w:cs="Times New Roman"/>
-        </w:rPr>
-        <w:t xml:space="preserve">, and </w:t>
-      </w:r>
-      <w:proofErr w:type="spellStart"/>
-      <w:r>
-        <w:rPr>
-          <w:rFonts w:ascii="Times New Roman" w:hAnsi="Times New Roman" w:cs="Times New Roman"/>
-        </w:rPr>
-        <w:t>cgpa</w:t>
-      </w:r>
-      <w:proofErr w:type="spellEnd"/>
-      <w:r>
-        <w:rPr>
-          <w:rFonts w:ascii="Times New Roman" w:hAnsi="Times New Roman" w:cs="Times New Roman"/>
-        </w:rPr>
-        <w:t xml:space="preserve"> — those are different for each person. But the </w:t>
-      </w:r>
-      <w:proofErr w:type="spellStart"/>
-      <w:r>
-        <w:rPr>
-          <w:rFonts w:ascii="Times New Roman" w:hAnsi="Times New Roman" w:cs="Times New Roman"/>
-        </w:rPr>
-        <w:t>university_name</w:t>
-      </w:r>
-      <w:proofErr w:type="spellEnd"/>
-      <w:r>
-        <w:rPr>
-          <w:rFonts w:ascii="Times New Roman" w:hAnsi="Times New Roman" w:cs="Times New Roman"/>
-        </w:rPr>
-        <w:t xml:space="preserve"> ("Anna University") and </w:t>
-      </w:r>
-      <w:proofErr w:type="spellStart"/>
-      <w:r>
-        <w:rPr>
-          <w:rFonts w:ascii="Times New Roman" w:hAnsi="Times New Roman" w:cs="Times New Roman"/>
-        </w:rPr>
-        <w:t>total_students</w:t>
-      </w:r>
-      <w:proofErr w:type="spellEnd"/>
-      <w:r>
-        <w:rPr>
-          <w:rFonts w:ascii="Times New Roman" w:hAnsi="Times New Roman" w:cs="Times New Roman"/>
-        </w:rPr>
-        <w:t xml:space="preserve"> count are the same for everyone and belong to the university itself, not to any one student. If the university gets renamed, it changes for all students at once.</w:t>
+        <w:t>. Every student has their own name, roll_number, and cgpa — those are different for each person. But the university_name ("Anna University") and total_students count are the same for everyone and belong to the university itself, not to any one student. If the university gets renamed, it changes for all students at once.</w:t>
       </w:r>
     </w:p>
     <w:p>
@@ -1153,19 +835,11 @@
           <w:rFonts w:ascii="Times New Roman" w:hAnsi="Times New Roman" w:cs="Times New Roman"/>
         </w:rPr>
       </w:pPr>
-    </w:p>
-    <w:p>
-      <w:pPr>
-        <w:rPr>
-          <w:rFonts w:ascii="Times New Roman" w:hAnsi="Times New Roman" w:cs="Times New Roman"/>
-        </w:rPr>
-      </w:pPr>
       <w:proofErr w:type="gramStart"/>
       <w:r>
         <w:rPr>
           <w:rFonts w:ascii="Times New Roman" w:hAnsi="Times New Roman" w:cs="Times New Roman"/>
         </w:rPr>
-        <w:lastRenderedPageBreak/>
         <w:t>So</w:t>
       </w:r>
       <w:proofErr w:type="gramEnd"/>
@@ -1173,23 +847,8 @@
         <w:rPr>
           <w:rFonts w:ascii="Times New Roman" w:hAnsi="Times New Roman" w:cs="Times New Roman"/>
         </w:rPr>
-        <w:t xml:space="preserve"> when you want to update a class variable for everyone, always use </w:t>
-      </w:r>
-      <w:proofErr w:type="spellStart"/>
-      <w:r>
-        <w:rPr>
-          <w:rFonts w:ascii="Times New Roman" w:hAnsi="Times New Roman" w:cs="Times New Roman"/>
-        </w:rPr>
-        <w:t>ClassName.variable</w:t>
-      </w:r>
-      <w:proofErr w:type="spellEnd"/>
-      <w:r>
-        <w:rPr>
-          <w:rFonts w:ascii="Times New Roman" w:hAnsi="Times New Roman" w:cs="Times New Roman"/>
-        </w:rPr>
-        <w:t xml:space="preserve"> = value, never </w:t>
-      </w:r>
-      <w:proofErr w:type="spellStart"/>
+        <w:t xml:space="preserve"> when you want to update a class variable for everyone, always use ClassName.variable = value, never </w:t>
+      </w:r>
       <w:proofErr w:type="gramStart"/>
       <w:r>
         <w:rPr>
@@ -1197,7 +856,6 @@
         </w:rPr>
         <w:t>self.variable</w:t>
       </w:r>
-      <w:proofErr w:type="spellEnd"/>
       <w:proofErr w:type="gramEnd"/>
       <w:r>
         <w:rPr>
@@ -1239,45 +897,13 @@
           <w:b/>
           <w:bCs/>
         </w:rPr>
-        <w:t xml:space="preserve">Using a mutable class variable (list or </w:t>
-      </w:r>
-      <w:proofErr w:type="spellStart"/>
-      <w:r>
-        <w:rPr>
-          <w:rFonts w:ascii="Times New Roman" w:hAnsi="Times New Roman" w:cs="Times New Roman"/>
-          <w:b/>
-          <w:bCs/>
-        </w:rPr>
-        <w:t>dict</w:t>
-      </w:r>
-      <w:proofErr w:type="spellEnd"/>
-      <w:r>
-        <w:rPr>
-          <w:rFonts w:ascii="Times New Roman" w:hAnsi="Times New Roman" w:cs="Times New Roman"/>
-          <w:b/>
-          <w:bCs/>
-        </w:rPr>
-        <w:t>) thinking each object gets its own copy.</w:t>
-      </w:r>
-      <w:r>
-        <w:rPr>
-          <w:rFonts w:ascii="Times New Roman" w:hAnsi="Times New Roman" w:cs="Times New Roman"/>
-        </w:rPr>
-        <w:t xml:space="preserve"> As shown above, they all share one list. Always initialise mutable attributes inside __</w:t>
-      </w:r>
-      <w:proofErr w:type="spellStart"/>
-      <w:r>
-        <w:rPr>
-          <w:rFonts w:ascii="Times New Roman" w:hAnsi="Times New Roman" w:cs="Times New Roman"/>
-        </w:rPr>
-        <w:t>init</w:t>
-      </w:r>
-      <w:proofErr w:type="spellEnd"/>
-      <w:r>
-        <w:rPr>
-          <w:rFonts w:ascii="Times New Roman" w:hAnsi="Times New Roman" w:cs="Times New Roman"/>
-        </w:rPr>
-        <w:t>__ with self.</w:t>
+        <w:t>Using a mutable class variable (list or dict) thinking each object gets its own copy.</w:t>
+      </w:r>
+      <w:r>
+        <w:rPr>
+          <w:rFonts w:ascii="Times New Roman" w:hAnsi="Times New Roman" w:cs="Times New Roman"/>
+        </w:rPr>
+        <w:t xml:space="preserve"> As shown above, they all share one list. Always initialise mutable attributes inside __init__ with self.</w:t>
       </w:r>
     </w:p>
     <w:p>
@@ -1296,25 +922,7 @@
           <w:b/>
           <w:bCs/>
         </w:rPr>
-        <w:t xml:space="preserve">Using </w:t>
-      </w:r>
-      <w:proofErr w:type="spellStart"/>
-      <w:r>
-        <w:rPr>
-          <w:rFonts w:ascii="Times New Roman" w:hAnsi="Times New Roman" w:cs="Times New Roman"/>
-          <w:b/>
-          <w:bCs/>
-        </w:rPr>
-        <w:t>self.class_var</w:t>
-      </w:r>
-      <w:proofErr w:type="spellEnd"/>
-      <w:r>
-        <w:rPr>
-          <w:rFonts w:ascii="Times New Roman" w:hAnsi="Times New Roman" w:cs="Times New Roman"/>
-          <w:b/>
-          <w:bCs/>
-        </w:rPr>
-        <w:t xml:space="preserve"> += 1 to update a counter.</w:t>
+        <w:t>Using self.class_var += 1 to update a counter.</w:t>
       </w:r>
       <w:r>
         <w:rPr>
@@ -1322,7 +930,6 @@
         </w:rPr>
         <w:t xml:space="preserve"> For immutable types like integers, </w:t>
       </w:r>
-      <w:proofErr w:type="spellStart"/>
       <w:proofErr w:type="gramStart"/>
       <w:r>
         <w:rPr>
@@ -1330,27 +937,12 @@
         </w:rPr>
         <w:t>self.total</w:t>
       </w:r>
-      <w:proofErr w:type="spellEnd"/>
       <w:proofErr w:type="gramEnd"/>
       <w:r>
         <w:rPr>
           <w:rFonts w:ascii="Times New Roman" w:hAnsi="Times New Roman" w:cs="Times New Roman"/>
         </w:rPr>
-        <w:t xml:space="preserve"> += 1 silently creates a new instance variable instead of updating the class variable. Always write </w:t>
-      </w:r>
-      <w:proofErr w:type="spellStart"/>
-      <w:r>
-        <w:rPr>
-          <w:rFonts w:ascii="Times New Roman" w:hAnsi="Times New Roman" w:cs="Times New Roman"/>
-        </w:rPr>
-        <w:t>ClassName.total</w:t>
-      </w:r>
-      <w:proofErr w:type="spellEnd"/>
-      <w:r>
-        <w:rPr>
-          <w:rFonts w:ascii="Times New Roman" w:hAnsi="Times New Roman" w:cs="Times New Roman"/>
-        </w:rPr>
-        <w:t xml:space="preserve"> += 1.</w:t>
+        <w:t xml:space="preserve"> += 1 silently creates a new instance variable instead of updating the class variable. Always write ClassName.total += 1.</w:t>
       </w:r>
     </w:p>
     <w:p>
@@ -1375,21 +967,7 @@
         <w:rPr>
           <w:rFonts w:ascii="Times New Roman" w:hAnsi="Times New Roman" w:cs="Times New Roman"/>
         </w:rPr>
-        <w:t xml:space="preserve"> Python first checks the instance's own __</w:t>
-      </w:r>
-      <w:proofErr w:type="spellStart"/>
-      <w:r>
-        <w:rPr>
-          <w:rFonts w:ascii="Times New Roman" w:hAnsi="Times New Roman" w:cs="Times New Roman"/>
-        </w:rPr>
-        <w:t>dict</w:t>
-      </w:r>
-      <w:proofErr w:type="spellEnd"/>
-      <w:r>
-        <w:rPr>
-          <w:rFonts w:ascii="Times New Roman" w:hAnsi="Times New Roman" w:cs="Times New Roman"/>
-        </w:rPr>
-        <w:t>__, then climbs to the class. This is why s</w:t>
+        <w:t xml:space="preserve"> Python first checks the instance's own __dict__, then climbs to the class. This is why s</w:t>
       </w:r>
       <w:proofErr w:type="gramStart"/>
       <w:r>
@@ -1405,6 +983,17 @@
         </w:rPr>
         <w:t>_name works even though it's defined on the class — but it also means a self. assignment can accidentally shadow a class variable.</w:t>
       </w:r>
+    </w:p>
+    <w:p>
+      <w:pPr>
+        <w:numPr>
+          <w:ilvl w:val="0"/>
+          <w:numId w:val="2"/>
+        </w:numPr>
+        <w:rPr>
+          <w:rFonts w:ascii="Times New Roman" w:hAnsi="Times New Roman" w:cs="Times New Roman"/>
+        </w:rPr>
+      </w:pPr>
     </w:p>
     <w:p>
       <w:pPr>
@@ -1432,6 +1021,7 @@
           <w:sz w:val="32"/>
           <w:szCs w:val="24"/>
         </w:rPr>
+        <w:lastRenderedPageBreak/>
         <w:t>Topic 4 — Instance Methods, Class Methods &amp; Static Methods</w:t>
       </w:r>
     </w:p>
@@ -1587,21 +1177,7 @@
         <w:rPr>
           <w:rFonts w:ascii="Times New Roman" w:hAnsi="Times New Roman" w:cs="Times New Roman"/>
         </w:rPr>
-        <w:t xml:space="preserve"> — it works at the restaurant level, not for one table (</w:t>
-      </w:r>
-      <w:proofErr w:type="spellStart"/>
-      <w:r>
-        <w:rPr>
-          <w:rFonts w:ascii="Times New Roman" w:hAnsi="Times New Roman" w:cs="Times New Roman"/>
-        </w:rPr>
-        <w:t>cls</w:t>
-      </w:r>
-      <w:proofErr w:type="spellEnd"/>
-      <w:r>
-        <w:rPr>
-          <w:rFonts w:ascii="Times New Roman" w:hAnsi="Times New Roman" w:cs="Times New Roman"/>
-        </w:rPr>
-        <w:t>).</w:t>
+        <w:t xml:space="preserve"> — it works at the restaurant level, not for one table (cls).</w:t>
       </w:r>
     </w:p>
     <w:p>
@@ -1637,48 +1213,6 @@
     </w:p>
     <w:p>
       <w:pPr>
-        <w:rPr>
-          <w:rFonts w:ascii="Times New Roman" w:hAnsi="Times New Roman" w:cs="Times New Roman"/>
-        </w:rPr>
-      </w:pPr>
-    </w:p>
-    <w:p>
-      <w:pPr>
-        <w:rPr>
-          <w:rFonts w:ascii="Times New Roman" w:hAnsi="Times New Roman" w:cs="Times New Roman"/>
-        </w:rPr>
-      </w:pPr>
-    </w:p>
-    <w:p>
-      <w:pPr>
-        <w:rPr>
-          <w:rFonts w:ascii="Times New Roman" w:hAnsi="Times New Roman" w:cs="Times New Roman"/>
-        </w:rPr>
-      </w:pPr>
-    </w:p>
-    <w:p>
-      <w:pPr>
-        <w:rPr>
-          <w:rFonts w:ascii="Times New Roman" w:hAnsi="Times New Roman" w:cs="Times New Roman"/>
-        </w:rPr>
-      </w:pPr>
-    </w:p>
-    <w:p>
-      <w:pPr>
-        <w:rPr>
-          <w:rFonts w:ascii="Times New Roman" w:hAnsi="Times New Roman" w:cs="Times New Roman"/>
-        </w:rPr>
-      </w:pPr>
-    </w:p>
-    <w:p>
-      <w:pPr>
-        <w:rPr>
-          <w:rFonts w:ascii="Times New Roman" w:hAnsi="Times New Roman" w:cs="Times New Roman"/>
-        </w:rPr>
-      </w:pPr>
-    </w:p>
-    <w:p>
-      <w:pPr>
         <w:spacing w:before="100" w:beforeAutospacing="1" w:after="100" w:afterAutospacing="1" w:line="240" w:lineRule="auto"/>
         <w:outlineLvl w:val="3"/>
         <w:rPr>
@@ -1699,7 +1233,6 @@
           <w:szCs w:val="24"/>
           <w14:ligatures w14:val="none"/>
         </w:rPr>
-        <w:lastRenderedPageBreak/>
         <w:t>Visualising the difference clearly</w:t>
       </w:r>
     </w:p>
@@ -1892,7 +1425,6 @@
                 <w14:ligatures w14:val="none"/>
               </w:rPr>
             </w:pPr>
-            <w:proofErr w:type="spellStart"/>
             <w:r>
               <w:rPr>
                 <w:rFonts w:ascii="Courier New" w:eastAsia="Times New Roman" w:hAnsi="Courier New" w:cs="Courier New"/>
@@ -1903,7 +1435,6 @@
               </w:rPr>
               <w:t>cls</w:t>
             </w:r>
-            <w:proofErr w:type="spellEnd"/>
           </w:p>
         </w:tc>
         <w:tc>
@@ -2558,6 +2089,7 @@
           <w:b/>
           <w:bCs/>
         </w:rPr>
+        <w:lastRenderedPageBreak/>
         <w:t>Common beginner mistakes</w:t>
       </w:r>
     </w:p>
@@ -2617,7 +2149,6 @@
         </w:rPr>
         <w:t xml:space="preserve">If your method needs to access </w:t>
       </w:r>
-      <w:proofErr w:type="spellStart"/>
       <w:proofErr w:type="gramStart"/>
       <w:r>
         <w:rPr>
@@ -2630,42 +2161,7 @@
         <w:rPr>
           <w:rFonts w:ascii="Times New Roman" w:hAnsi="Times New Roman" w:cs="Times New Roman"/>
         </w:rPr>
-        <w:t>_variable</w:t>
-      </w:r>
-      <w:proofErr w:type="spellEnd"/>
-      <w:r>
-        <w:rPr>
-          <w:rFonts w:ascii="Times New Roman" w:hAnsi="Times New Roman" w:cs="Times New Roman"/>
-        </w:rPr>
-        <w:t xml:space="preserve"> or create a new instance with </w:t>
-      </w:r>
-      <w:proofErr w:type="spellStart"/>
-      <w:r>
-        <w:rPr>
-          <w:rFonts w:ascii="Times New Roman" w:hAnsi="Times New Roman" w:cs="Times New Roman"/>
-        </w:rPr>
-        <w:t>cls</w:t>
-      </w:r>
-      <w:proofErr w:type="spellEnd"/>
-      <w:r>
-        <w:rPr>
-          <w:rFonts w:ascii="Times New Roman" w:hAnsi="Times New Roman" w:cs="Times New Roman"/>
-        </w:rPr>
-        <w:t xml:space="preserve">(...), it must be a @classmethod. A static method has no access to the class at all — using </w:t>
-      </w:r>
-      <w:proofErr w:type="spellStart"/>
-      <w:r>
-        <w:rPr>
-          <w:rFonts w:ascii="Times New Roman" w:hAnsi="Times New Roman" w:cs="Times New Roman"/>
-        </w:rPr>
-        <w:t>ClassName</w:t>
-      </w:r>
-      <w:proofErr w:type="spellEnd"/>
-      <w:r>
-        <w:rPr>
-          <w:rFonts w:ascii="Times New Roman" w:hAnsi="Times New Roman" w:cs="Times New Roman"/>
-        </w:rPr>
-        <w:t xml:space="preserve"> hardcoded inside a static method breaks inheritance.</w:t>
+        <w:t>_variable or create a new instance with cls(...), it must be a @classmethod. A static method has no access to the class at all — using ClassName hardcoded inside a static method breaks inheritance.</w:t>
       </w:r>
     </w:p>
     <w:p>
@@ -2684,25 +2180,7 @@
           <w:b/>
           <w:bCs/>
         </w:rPr>
-        <w:t xml:space="preserve">Hardcoding the class name inside a </w:t>
-      </w:r>
-      <w:proofErr w:type="spellStart"/>
-      <w:r>
-        <w:rPr>
-          <w:rFonts w:ascii="Times New Roman" w:hAnsi="Times New Roman" w:cs="Times New Roman"/>
-          <w:b/>
-          <w:bCs/>
-        </w:rPr>
-        <w:t>classmethod</w:t>
-      </w:r>
-      <w:proofErr w:type="spellEnd"/>
-      <w:r>
-        <w:rPr>
-          <w:rFonts w:ascii="Times New Roman" w:hAnsi="Times New Roman" w:cs="Times New Roman"/>
-          <w:b/>
-          <w:bCs/>
-        </w:rPr>
-        <w:t>.</w:t>
+        <w:t>Hardcoding the class name inside a classmethod.</w:t>
       </w:r>
       <w:r>
         <w:rPr>
@@ -2728,49 +2206,7 @@
         <w:rPr>
           <w:rFonts w:ascii="Times New Roman" w:hAnsi="Times New Roman" w:cs="Times New Roman"/>
         </w:rPr>
-        <w:t xml:space="preserve">Writing return Employee(...) instead of return </w:t>
-      </w:r>
-      <w:proofErr w:type="spellStart"/>
-      <w:r>
-        <w:rPr>
-          <w:rFonts w:ascii="Times New Roman" w:hAnsi="Times New Roman" w:cs="Times New Roman"/>
-        </w:rPr>
-        <w:t>cls</w:t>
-      </w:r>
-      <w:proofErr w:type="spellEnd"/>
-      <w:r>
-        <w:rPr>
-          <w:rFonts w:ascii="Times New Roman" w:hAnsi="Times New Roman" w:cs="Times New Roman"/>
-        </w:rPr>
-        <w:t xml:space="preserve">(...) inside a @classmethod breaks subclassing. If a subclass Manager inherits this method and calls </w:t>
-      </w:r>
-      <w:proofErr w:type="spellStart"/>
-      <w:r>
-        <w:rPr>
-          <w:rFonts w:ascii="Times New Roman" w:hAnsi="Times New Roman" w:cs="Times New Roman"/>
-        </w:rPr>
-        <w:t>Manager.from_dict</w:t>
-      </w:r>
-      <w:proofErr w:type="spellEnd"/>
-      <w:r>
-        <w:rPr>
-          <w:rFonts w:ascii="Times New Roman" w:hAnsi="Times New Roman" w:cs="Times New Roman"/>
-        </w:rPr>
-        <w:t xml:space="preserve">(data), </w:t>
-      </w:r>
-      <w:proofErr w:type="spellStart"/>
-      <w:r>
-        <w:rPr>
-          <w:rFonts w:ascii="Times New Roman" w:hAnsi="Times New Roman" w:cs="Times New Roman"/>
-        </w:rPr>
-        <w:t>cls</w:t>
-      </w:r>
-      <w:proofErr w:type="spellEnd"/>
-      <w:r>
-        <w:rPr>
-          <w:rFonts w:ascii="Times New Roman" w:hAnsi="Times New Roman" w:cs="Times New Roman"/>
-        </w:rPr>
-        <w:t xml:space="preserve"> will correctly be Manager — but Employee(...) would always create a base Employee object, defeating the purpose.</w:t>
+        <w:t>Writing return Employee(...) instead of return cls(...) inside a @classmethod breaks subclassing. If a subclass Manager inherits this method and calls Manager.from_dict(data), cls will correctly be Manager — but Employee(...) would always create a base Employee object, defeating the purpose.</w:t>
       </w:r>
     </w:p>
     <w:p>
@@ -2828,25 +2264,7 @@
           <w:b/>
           <w:bCs/>
         </w:rPr>
-        <w:t xml:space="preserve">Forgetting that static methods don't get self or </w:t>
-      </w:r>
-      <w:proofErr w:type="spellStart"/>
-      <w:r>
-        <w:rPr>
-          <w:rFonts w:ascii="Times New Roman" w:hAnsi="Times New Roman" w:cs="Times New Roman"/>
-          <w:b/>
-          <w:bCs/>
-        </w:rPr>
-        <w:t>cls</w:t>
-      </w:r>
-      <w:proofErr w:type="spellEnd"/>
-      <w:r>
-        <w:rPr>
-          <w:rFonts w:ascii="Times New Roman" w:hAnsi="Times New Roman" w:cs="Times New Roman"/>
-          <w:b/>
-          <w:bCs/>
-        </w:rPr>
-        <w:t>.</w:t>
+        <w:t>Forgetting that static methods don't get self or cls.</w:t>
       </w:r>
       <w:r>
         <w:rPr>
@@ -2868,7 +2286,6 @@
         </w:rPr>
         <w:t xml:space="preserve">A very common error is writing @staticmethod but still using </w:t>
       </w:r>
-      <w:proofErr w:type="spellStart"/>
       <w:proofErr w:type="gramStart"/>
       <w:r>
         <w:rPr>
@@ -2876,38 +2293,25 @@
         </w:rPr>
         <w:t>self.something</w:t>
       </w:r>
-      <w:proofErr w:type="spellEnd"/>
       <w:proofErr w:type="gramEnd"/>
       <w:r>
         <w:rPr>
           <w:rFonts w:ascii="Times New Roman" w:hAnsi="Times New Roman" w:cs="Times New Roman"/>
         </w:rPr>
-        <w:t xml:space="preserve"> inside it — Python will throw a </w:t>
-      </w:r>
-      <w:proofErr w:type="spellStart"/>
-      <w:r>
-        <w:rPr>
-          <w:rFonts w:ascii="Times New Roman" w:hAnsi="Times New Roman" w:cs="Times New Roman"/>
-        </w:rPr>
-        <w:t>TypeError</w:t>
-      </w:r>
-      <w:proofErr w:type="spellEnd"/>
-      <w:r>
-        <w:rPr>
-          <w:rFonts w:ascii="Times New Roman" w:hAnsi="Times New Roman" w:cs="Times New Roman"/>
-        </w:rPr>
-        <w:t xml:space="preserve"> saying the method received an unexpected argument.</w:t>
-      </w:r>
-    </w:p>
-    <w:p>
-      <w:pPr>
-        <w:rPr>
-          <w:rFonts w:ascii="Times New Roman" w:hAnsi="Times New Roman" w:cs="Times New Roman"/>
-        </w:rPr>
-      </w:pPr>
-    </w:p>
+        <w:t xml:space="preserve"> inside it — Python will throw a TypeError saying the method received an unexpected argument.</w:t>
+      </w:r>
+    </w:p>
+    <w:p>
+      <w:pPr>
+        <w:rPr>
+          <w:rFonts w:ascii="Times New Roman" w:hAnsi="Times New Roman" w:cs="Times New Roman"/>
+        </w:rPr>
+      </w:pPr>
+    </w:p>
+    <w:p/>
+    <w:p/>
     <w:sectPr>
-      <w:pgSz w:w="11906" w:h="16838"/>
+      <w:pgSz w:w="16838" w:h="11906" w:orient="landscape"/>
       <w:pgMar w:top="1440" w:right="1440" w:bottom="1440" w:left="1440" w:header="708" w:footer="708" w:gutter="0"/>
       <w:cols w:space="708"/>
       <w:docGrid w:linePitch="360"/>
@@ -4023,6 +3427,7 @@
   <w:style w:type="character" w:default="1" w:styleId="DefaultParagraphFont">
     <w:name w:val="Default Paragraph Font"/>
     <w:uiPriority w:val="1"/>
+    <w:semiHidden/>
     <w:unhideWhenUsed/>
   </w:style>
   <w:style w:type="table" w:default="1" w:styleId="TableNormal">
